--- a/old/doda_hr_report_2026-03-23.docx
+++ b/old/doda_hr_report_2026-03-23.docx
@@ -312,7 +312,7 @@
           <w:sz w:val="20"/>
           <w:szCs w:val="20"/>
         </w:rPr>
-        <w:t xml:space="preserve">給与開示求人は全体の3.6%（141件）のみ。大多数の求人は「経験を考慮し優遇」と記載しており、実際の年収交渉は面接フェーズで行われる傾向がある。</w:t>
+        <w:t xml:space="preserve">給与開示求人は全体の87.3%（141件）のみ。大多数の求人は「経験を考慮し優遇」と記載しており、実際の年収交渉は面接フェーズで行われる傾向がある。</w:t>
       </w:r>
     </w:p>
     <w:p>
@@ -918,7 +918,7 @@
                 <w:sz w:val="18"/>
                 <w:szCs w:val="18"/>
               </w:rPr>
-              <w:t xml:space="preserve">141件（全体の3.6%）</w:t>
+              <w:t xml:space="preserve">141件（全体の87.3%）</w:t>
             </w:r>
           </w:p>
         </w:tc>
@@ -5361,7 +5361,7 @@
           <w:sz w:val="20"/>
           <w:szCs w:val="20"/>
         </w:rPr>
-        <w:t xml:space="preserve">給与情報が記載されている141件（全体の3.6%）を給与帯に分類し、各帯でのキーワード出現傾向を比較しました。</w:t>
+        <w:t xml:space="preserve">給与情報が記載されている141件（全体の87.3%）を給与帯に分類し、各帯でのキーワード出現傾向を比較しました。</w:t>
       </w:r>
     </w:p>
     <w:p>
@@ -5613,7 +5613,7 @@
                 <w:sz w:val="18"/>
                 <w:szCs w:val="18"/>
               </w:rPr>
-              <w:t xml:space="preserve">3件</w:t>
+              <w:t xml:space="preserve">31件</w:t>
             </w:r>
           </w:p>
         </w:tc>
@@ -5645,7 +5645,7 @@
                 <w:sz w:val="18"/>
                 <w:szCs w:val="18"/>
               </w:rPr>
-              <w:t xml:space="preserve">2.1%</w:t>
+              <w:t xml:space="preserve">22.0%</w:t>
             </w:r>
           </w:p>
         </w:tc>
@@ -5677,7 +5677,7 @@
                 <w:sz w:val="18"/>
                 <w:szCs w:val="18"/>
               </w:rPr>
-              <w:t xml:space="preserve">給与計算・労務のオペレーション業務が中心</w:t>
+              <w:t xml:space="preserve">少数(31件)。採用・労務・管理が均等。入門〜第2新卒層向けポジション</w:t>
             </w:r>
           </w:p>
         </w:tc>
@@ -5743,7 +5743,7 @@
                 <w:sz w:val="18"/>
                 <w:szCs w:val="18"/>
               </w:rPr>
-              <w:t xml:space="preserve">56件</w:t>
+              <w:t xml:space="preserve">537件</w:t>
             </w:r>
           </w:p>
         </w:tc>
@@ -5775,7 +5775,7 @@
                 <w:sz w:val="18"/>
                 <w:szCs w:val="18"/>
               </w:rPr>
-              <w:t xml:space="preserve">39.7%</w:t>
+              <w:t xml:space="preserve">380.9%</w:t>
             </w:r>
           </w:p>
         </w:tc>
@@ -5807,7 +5807,7 @@
                 <w:sz w:val="18"/>
                 <w:szCs w:val="18"/>
               </w:rPr>
-              <w:t xml:space="preserve">採用担当が主軸。管理・評価・面接等の採用オペレーション</w:t>
+              <w:t xml:space="preserve">537件と最大層。採用担当が中心（58%）。労務・研修も約3割</w:t>
             </w:r>
           </w:p>
         </w:tc>
@@ -5873,7 +5873,7 @@
                 <w:sz w:val="18"/>
                 <w:szCs w:val="18"/>
               </w:rPr>
-              <w:t xml:space="preserve">49件</w:t>
+              <w:t xml:space="preserve">1173件</w:t>
             </w:r>
           </w:p>
         </w:tc>
@@ -5905,7 +5905,7 @@
                 <w:sz w:val="18"/>
                 <w:szCs w:val="18"/>
               </w:rPr>
-              <w:t xml:space="preserve">34.8%</w:t>
+              <w:t xml:space="preserve">831.9%</w:t>
             </w:r>
           </w:p>
         </w:tc>
@@ -5937,7 +5937,7 @@
                 <w:sz w:val="18"/>
                 <w:szCs w:val="18"/>
               </w:rPr>
-              <w:t xml:space="preserve">採用＋労務。入社・研修への言及が増加しチーム管理色が出始め</w:t>
+              <w:t xml:space="preserve">1,173件。採用55%・労務22%。組織・設計が増え始めるキャリアアップゾーン</w:t>
             </w:r>
           </w:p>
         </w:tc>
@@ -6003,7 +6003,7 @@
                 <w:sz w:val="18"/>
                 <w:szCs w:val="18"/>
               </w:rPr>
-              <w:t xml:space="preserve">25件</w:t>
+              <w:t xml:space="preserve">808件</w:t>
             </w:r>
           </w:p>
         </w:tc>
@@ -6035,7 +6035,7 @@
                 <w:sz w:val="18"/>
                 <w:szCs w:val="18"/>
               </w:rPr>
-              <w:t xml:space="preserve">17.7%</w:t>
+              <w:t xml:space="preserve">573.0%</w:t>
             </w:r>
           </w:p>
         </w:tc>
@@ -6067,7 +6067,7 @@
                 <w:sz w:val="18"/>
                 <w:szCs w:val="18"/>
               </w:rPr>
-              <w:t xml:space="preserve">採用＋労務に加え管理・給与計算の割合が増加。マネジメント要素</w:t>
+              <w:t xml:space="preserve">808件。採用49%・組織13%。HRBP・制度設計系のスキル要求が上昇</w:t>
             </w:r>
           </w:p>
         </w:tc>
@@ -6133,7 +6133,7 @@
                 <w:sz w:val="18"/>
                 <w:szCs w:val="18"/>
               </w:rPr>
-              <w:t xml:space="preserve">8件</w:t>
+              <w:t xml:space="preserve">863件</w:t>
             </w:r>
           </w:p>
         </w:tc>
@@ -6165,7 +6165,7 @@
                 <w:sz w:val="18"/>
                 <w:szCs w:val="18"/>
               </w:rPr>
-              <w:t xml:space="preserve">5.7%</w:t>
+              <w:t xml:space="preserve">612.1%</w:t>
             </w:r>
           </w:p>
         </w:tc>
@@ -6197,7 +6197,7 @@
                 <w:sz w:val="18"/>
                 <w:szCs w:val="18"/>
               </w:rPr>
-              <w:t xml:space="preserve">採用戦略・研修・評価等の高度スキル。より戦略的・企画的な業務</w:t>
+              <w:t xml:space="preserve">863件。採用39%・組織21%。HRBP(7%)・設計(11%)が顕著。戦略人事ゾーン</w:t>
             </w:r>
           </w:p>
         </w:tc>
@@ -6327,7 +6327,7 @@
                 <w:sz w:val="18"/>
                 <w:szCs w:val="18"/>
               </w:rPr>
-              <w:t xml:space="preserve">給与開示求人のみ（全体の3.6%）</w:t>
+              <w:t xml:space="preserve">給与開示求人のみ（全体の87.3%）</w:t>
             </w:r>
           </w:p>
         </w:tc>
@@ -6473,7 +6473,7 @@
                 <w:szCs w:val="18"/>
               </w:rPr>
               <w:t xml:space="preserve">〜299万
-(3件)</w:t>
+(31件)</w:t>
             </w:r>
           </w:p>
         </w:tc>
@@ -6509,7 +6509,7 @@
                 <w:szCs w:val="18"/>
               </w:rPr>
               <w:t xml:space="preserve">300〜399万
-(56件)</w:t>
+(537件)</w:t>
             </w:r>
           </w:p>
         </w:tc>
@@ -6545,7 +6545,7 @@
                 <w:szCs w:val="18"/>
               </w:rPr>
               <w:t xml:space="preserve">400〜499万
-(49件)</w:t>
+(1173件)</w:t>
             </w:r>
           </w:p>
         </w:tc>
@@ -6581,7 +6581,7 @@
                 <w:szCs w:val="18"/>
               </w:rPr>
               <w:t xml:space="preserve">500〜599万
-(25件)</w:t>
+(808件)</w:t>
             </w:r>
           </w:p>
         </w:tc>
@@ -6617,7 +6617,7 @@
                 <w:szCs w:val="18"/>
               </w:rPr>
               <w:t xml:space="preserve">600万〜
-(8件)</w:t>
+(863件)</w:t>
             </w:r>
           </w:p>
         </w:tc>
@@ -6686,7 +6686,7 @@
                 <w:sz w:val="18"/>
                 <w:szCs w:val="18"/>
               </w:rPr>
-              <w:t xml:space="preserve">33%</w:t>
+              <w:t xml:space="preserve">32%</w:t>
             </w:r>
           </w:p>
         </w:tc>
@@ -6721,7 +6721,7 @@
                 <w:sz w:val="18"/>
                 <w:szCs w:val="18"/>
               </w:rPr>
-              <w:t xml:space="preserve">79%</w:t>
+              <w:t xml:space="preserve">58%</w:t>
             </w:r>
           </w:p>
         </w:tc>
@@ -6756,152 +6756,13 @@
                 <w:sz w:val="18"/>
                 <w:szCs w:val="18"/>
               </w:rPr>
-              <w:t xml:space="preserve">67%</w:t>
+              <w:t xml:space="preserve">55%</w:t>
             </w:r>
           </w:p>
         </w:tc>
         <w:tc>
           <w:tcPr>
             <w:tcW w:type="dxa" w:w="1500"/>
-            <w:tcBorders>
-              <w:top w:val="single" w:color="CCCCCC" w:sz="1"/>
-              <w:left w:val="single" w:color="CCCCCC" w:sz="1"/>
-              <w:bottom w:val="single" w:color="CCCCCC" w:sz="1"/>
-              <w:right w:val="single" w:color="CCCCCC" w:sz="1"/>
-            </w:tcBorders>
-            <w:shd w:fill="2E75B6" w:val="clear"/>
-            <w:tcMar>
-              <w:top w:type="dxa" w:w="60"/>
-              <w:left w:type="dxa" w:w="80"/>
-              <w:bottom w:type="dxa" w:w="60"/>
-              <w:right w:type="dxa" w:w="80"/>
-            </w:tcMar>
-            <w:vAlign w:val="center"/>
-          </w:tcPr>
-          <w:p>
-            <w:pPr>
-              <w:jc w:val="center"/>
-            </w:pPr>
-            <w:r>
-              <w:rPr>
-                <w:rFonts w:ascii="Arial" w:cs="Arial" w:eastAsia="Arial" w:hAnsi="Arial"/>
-                <w:b/>
-                <w:bCs/>
-                <w:color w:val="FFFFFF"/>
-                <w:sz w:val="18"/>
-                <w:szCs w:val="18"/>
-              </w:rPr>
-              <w:t xml:space="preserve">64%</w:t>
-            </w:r>
-          </w:p>
-        </w:tc>
-        <w:tc>
-          <w:tcPr>
-            <w:tcW w:type="dxa" w:w="1326"/>
-            <w:tcBorders>
-              <w:top w:val="single" w:color="CCCCCC" w:sz="1"/>
-              <w:left w:val="single" w:color="CCCCCC" w:sz="1"/>
-              <w:bottom w:val="single" w:color="CCCCCC" w:sz="1"/>
-              <w:right w:val="single" w:color="CCCCCC" w:sz="1"/>
-            </w:tcBorders>
-            <w:shd w:fill="2E75B6" w:val="clear"/>
-            <w:tcMar>
-              <w:top w:type="dxa" w:w="60"/>
-              <w:left w:type="dxa" w:w="80"/>
-              <w:bottom w:type="dxa" w:w="60"/>
-              <w:right w:type="dxa" w:w="80"/>
-            </w:tcMar>
-            <w:vAlign w:val="center"/>
-          </w:tcPr>
-          <w:p>
-            <w:pPr>
-              <w:jc w:val="center"/>
-            </w:pPr>
-            <w:r>
-              <w:rPr>
-                <w:rFonts w:ascii="Arial" w:cs="Arial" w:eastAsia="Arial" w:hAnsi="Arial"/>
-                <w:b/>
-                <w:bCs/>
-                <w:color w:val="FFFFFF"/>
-                <w:sz w:val="18"/>
-                <w:szCs w:val="18"/>
-              </w:rPr>
-              <w:t xml:space="preserve">75%</w:t>
-            </w:r>
-          </w:p>
-        </w:tc>
-      </w:tr>
-      <w:tr>
-        <w:tc>
-          <w:tcPr>
-            <w:tcW w:type="dxa" w:w="2000"/>
-            <w:tcBorders>
-              <w:top w:val="single" w:color="CCCCCC" w:sz="1"/>
-              <w:left w:val="single" w:color="CCCCCC" w:sz="1"/>
-              <w:bottom w:val="single" w:color="CCCCCC" w:sz="1"/>
-              <w:right w:val="single" w:color="CCCCCC" w:sz="1"/>
-            </w:tcBorders>
-            <w:shd w:fill="D5E8F0" w:val="clear"/>
-            <w:tcMar>
-              <w:top w:type="dxa" w:w="60"/>
-              <w:left w:type="dxa" w:w="120"/>
-              <w:bottom w:type="dxa" w:w="60"/>
-              <w:right w:type="dxa" w:w="120"/>
-            </w:tcMar>
-            <w:vAlign w:val="center"/>
-          </w:tcPr>
-          <w:p>
-            <w:pPr>
-              <w:jc w:val="left"/>
-            </w:pPr>
-            <w:r>
-              <w:rPr>
-                <w:rFonts w:ascii="Arial" w:cs="Arial" w:eastAsia="Arial" w:hAnsi="Arial"/>
-                <w:sz w:val="18"/>
-                <w:szCs w:val="18"/>
-              </w:rPr>
-              <w:t xml:space="preserve">労務</w:t>
-            </w:r>
-          </w:p>
-        </w:tc>
-        <w:tc>
-          <w:tcPr>
-            <w:tcW w:type="dxa" w:w="1400"/>
-            <w:tcBorders>
-              <w:top w:val="single" w:color="CCCCCC" w:sz="1"/>
-              <w:left w:val="single" w:color="CCCCCC" w:sz="1"/>
-              <w:bottom w:val="single" w:color="CCCCCC" w:sz="1"/>
-              <w:right w:val="single" w:color="CCCCCC" w:sz="1"/>
-            </w:tcBorders>
-            <w:shd w:fill="2E75B6" w:val="clear"/>
-            <w:tcMar>
-              <w:top w:type="dxa" w:w="60"/>
-              <w:left w:type="dxa" w:w="80"/>
-              <w:bottom w:type="dxa" w:w="60"/>
-              <w:right w:type="dxa" w:w="80"/>
-            </w:tcMar>
-            <w:vAlign w:val="center"/>
-          </w:tcPr>
-          <w:p>
-            <w:pPr>
-              <w:jc w:val="center"/>
-            </w:pPr>
-            <w:r>
-              <w:rPr>
-                <w:rFonts w:ascii="Arial" w:cs="Arial" w:eastAsia="Arial" w:hAnsi="Arial"/>
-                <w:b/>
-                <w:bCs/>
-                <w:color w:val="FFFFFF"/>
-                <w:sz w:val="18"/>
-                <w:szCs w:val="18"/>
-              </w:rPr>
-              <w:t xml:space="preserve">100%</w:t>
-            </w:r>
-          </w:p>
-        </w:tc>
-        <w:tc>
-          <w:tcPr>
-            <w:tcW w:type="dxa" w:w="1400"/>
             <w:tcBorders>
               <w:top w:val="single" w:color="CCCCCC" w:sz="1"/>
               <w:left w:val="single" w:color="CCCCCC" w:sz="1"/>
@@ -6930,13 +6791,13 @@
                 <w:sz w:val="18"/>
                 <w:szCs w:val="18"/>
               </w:rPr>
-              <w:t xml:space="preserve">34%</w:t>
-            </w:r>
-          </w:p>
-        </w:tc>
-        <w:tc>
-          <w:tcPr>
-            <w:tcW w:type="dxa" w:w="1400"/>
+              <w:t xml:space="preserve">49%</w:t>
+            </w:r>
+          </w:p>
+        </w:tc>
+        <w:tc>
+          <w:tcPr>
+            <w:tcW w:type="dxa" w:w="1326"/>
             <w:tcBorders>
               <w:top w:val="single" w:color="CCCCCC" w:sz="1"/>
               <w:left w:val="single" w:color="CCCCCC" w:sz="1"/>
@@ -6965,20 +6826,54 @@
                 <w:sz w:val="18"/>
                 <w:szCs w:val="18"/>
               </w:rPr>
-              <w:t xml:space="preserve">35%</w:t>
-            </w:r>
-          </w:p>
-        </w:tc>
-        <w:tc>
-          <w:tcPr>
-            <w:tcW w:type="dxa" w:w="1500"/>
-            <w:tcBorders>
-              <w:top w:val="single" w:color="CCCCCC" w:sz="1"/>
-              <w:left w:val="single" w:color="CCCCCC" w:sz="1"/>
-              <w:bottom w:val="single" w:color="CCCCCC" w:sz="1"/>
-              <w:right w:val="single" w:color="CCCCCC" w:sz="1"/>
-            </w:tcBorders>
-            <w:shd w:fill="BDD7EE" w:val="clear"/>
+              <w:t xml:space="preserve">39%</w:t>
+            </w:r>
+          </w:p>
+        </w:tc>
+      </w:tr>
+      <w:tr>
+        <w:tc>
+          <w:tcPr>
+            <w:tcW w:type="dxa" w:w="2000"/>
+            <w:tcBorders>
+              <w:top w:val="single" w:color="CCCCCC" w:sz="1"/>
+              <w:left w:val="single" w:color="CCCCCC" w:sz="1"/>
+              <w:bottom w:val="single" w:color="CCCCCC" w:sz="1"/>
+              <w:right w:val="single" w:color="CCCCCC" w:sz="1"/>
+            </w:tcBorders>
+            <w:shd w:fill="D5E8F0" w:val="clear"/>
+            <w:tcMar>
+              <w:top w:type="dxa" w:w="60"/>
+              <w:left w:type="dxa" w:w="120"/>
+              <w:bottom w:type="dxa" w:w="60"/>
+              <w:right w:type="dxa" w:w="120"/>
+            </w:tcMar>
+            <w:vAlign w:val="center"/>
+          </w:tcPr>
+          <w:p>
+            <w:pPr>
+              <w:jc w:val="left"/>
+            </w:pPr>
+            <w:r>
+              <w:rPr>
+                <w:rFonts w:ascii="Arial" w:cs="Arial" w:eastAsia="Arial" w:hAnsi="Arial"/>
+                <w:sz w:val="18"/>
+                <w:szCs w:val="18"/>
+              </w:rPr>
+              <w:t xml:space="preserve">労務</w:t>
+            </w:r>
+          </w:p>
+        </w:tc>
+        <w:tc>
+          <w:tcPr>
+            <w:tcW w:type="dxa" w:w="1400"/>
+            <w:tcBorders>
+              <w:top w:val="single" w:color="CCCCCC" w:sz="1"/>
+              <w:left w:val="single" w:color="CCCCCC" w:sz="1"/>
+              <w:bottom w:val="single" w:color="CCCCCC" w:sz="1"/>
+              <w:right w:val="single" w:color="CCCCCC" w:sz="1"/>
+            </w:tcBorders>
+            <w:shd w:fill="F2F2F2" w:val="clear"/>
             <w:tcMar>
               <w:top w:type="dxa" w:w="60"/>
               <w:left w:type="dxa" w:w="80"/>
@@ -7000,13 +6895,13 @@
                 <w:sz w:val="18"/>
                 <w:szCs w:val="18"/>
               </w:rPr>
-              <w:t xml:space="preserve">44%</w:t>
-            </w:r>
-          </w:p>
-        </w:tc>
-        <w:tc>
-          <w:tcPr>
-            <w:tcW w:type="dxa" w:w="1326"/>
+              <w:t xml:space="preserve">26%</w:t>
+            </w:r>
+          </w:p>
+        </w:tc>
+        <w:tc>
+          <w:tcPr>
+            <w:tcW w:type="dxa" w:w="1400"/>
             <w:tcBorders>
               <w:top w:val="single" w:color="CCCCCC" w:sz="1"/>
               <w:left w:val="single" w:color="CCCCCC" w:sz="1"/>
@@ -7035,41 +6930,7 @@
                 <w:sz w:val="18"/>
                 <w:szCs w:val="18"/>
               </w:rPr>
-              <w:t xml:space="preserve">13%</w:t>
-            </w:r>
-          </w:p>
-        </w:tc>
-      </w:tr>
-      <w:tr>
-        <w:tc>
-          <w:tcPr>
-            <w:tcW w:type="dxa" w:w="2000"/>
-            <w:tcBorders>
-              <w:top w:val="single" w:color="CCCCCC" w:sz="1"/>
-              <w:left w:val="single" w:color="CCCCCC" w:sz="1"/>
-              <w:bottom w:val="single" w:color="CCCCCC" w:sz="1"/>
-              <w:right w:val="single" w:color="CCCCCC" w:sz="1"/>
-            </w:tcBorders>
-            <w:shd w:fill="D5E8F0" w:val="clear"/>
-            <w:tcMar>
-              <w:top w:type="dxa" w:w="60"/>
-              <w:left w:type="dxa" w:w="120"/>
-              <w:bottom w:type="dxa" w:w="60"/>
-              <w:right w:type="dxa" w:w="120"/>
-            </w:tcMar>
-            <w:vAlign w:val="center"/>
-          </w:tcPr>
-          <w:p>
-            <w:pPr>
-              <w:jc w:val="left"/>
-            </w:pPr>
-            <w:r>
-              <w:rPr>
-                <w:rFonts w:ascii="Arial" w:cs="Arial" w:eastAsia="Arial" w:hAnsi="Arial"/>
-                <w:sz w:val="18"/>
-                <w:szCs w:val="18"/>
-              </w:rPr>
-              <w:t xml:space="preserve">管理</w:t>
+              <w:t xml:space="preserve">29%</w:t>
             </w:r>
           </w:p>
         </w:tc>
@@ -7082,7 +6943,7 @@
               <w:bottom w:val="single" w:color="CCCCCC" w:sz="1"/>
               <w:right w:val="single" w:color="CCCCCC" w:sz="1"/>
             </w:tcBorders>
-            <w:shd w:fill="BDD7EE" w:val="clear"/>
+            <w:shd w:fill="F2F2F2" w:val="clear"/>
             <w:tcMar>
               <w:top w:type="dxa" w:w="60"/>
               <w:left w:type="dxa" w:w="80"/>
@@ -7104,20 +6965,20 @@
                 <w:sz w:val="18"/>
                 <w:szCs w:val="18"/>
               </w:rPr>
-              <w:t xml:space="preserve">33%</w:t>
-            </w:r>
-          </w:p>
-        </w:tc>
-        <w:tc>
-          <w:tcPr>
-            <w:tcW w:type="dxa" w:w="1400"/>
-            <w:tcBorders>
-              <w:top w:val="single" w:color="CCCCCC" w:sz="1"/>
-              <w:left w:val="single" w:color="CCCCCC" w:sz="1"/>
-              <w:bottom w:val="single" w:color="CCCCCC" w:sz="1"/>
-              <w:right w:val="single" w:color="CCCCCC" w:sz="1"/>
-            </w:tcBorders>
-            <w:shd w:fill="FFFFFF" w:val="clear"/>
+              <w:t xml:space="preserve">22%</w:t>
+            </w:r>
+          </w:p>
+        </w:tc>
+        <w:tc>
+          <w:tcPr>
+            <w:tcW w:type="dxa" w:w="1500"/>
+            <w:tcBorders>
+              <w:top w:val="single" w:color="CCCCCC" w:sz="1"/>
+              <w:left w:val="single" w:color="CCCCCC" w:sz="1"/>
+              <w:bottom w:val="single" w:color="CCCCCC" w:sz="1"/>
+              <w:right w:val="single" w:color="CCCCCC" w:sz="1"/>
+            </w:tcBorders>
+            <w:shd w:fill="F2F2F2" w:val="clear"/>
             <w:tcMar>
               <w:top w:type="dxa" w:w="60"/>
               <w:left w:type="dxa" w:w="80"/>
@@ -7139,20 +7000,20 @@
                 <w:sz w:val="18"/>
                 <w:szCs w:val="18"/>
               </w:rPr>
-              <w:t xml:space="preserve">25%</w:t>
-            </w:r>
-          </w:p>
-        </w:tc>
-        <w:tc>
-          <w:tcPr>
-            <w:tcW w:type="dxa" w:w="1400"/>
-            <w:tcBorders>
-              <w:top w:val="single" w:color="CCCCCC" w:sz="1"/>
-              <w:left w:val="single" w:color="CCCCCC" w:sz="1"/>
-              <w:bottom w:val="single" w:color="CCCCCC" w:sz="1"/>
-              <w:right w:val="single" w:color="CCCCCC" w:sz="1"/>
-            </w:tcBorders>
-            <w:shd w:fill="FFFFFF" w:val="clear"/>
+              <w:t xml:space="preserve">20%</w:t>
+            </w:r>
+          </w:p>
+        </w:tc>
+        <w:tc>
+          <w:tcPr>
+            <w:tcW w:type="dxa" w:w="1326"/>
+            <w:tcBorders>
+              <w:top w:val="single" w:color="CCCCCC" w:sz="1"/>
+              <w:left w:val="single" w:color="CCCCCC" w:sz="1"/>
+              <w:bottom w:val="single" w:color="CCCCCC" w:sz="1"/>
+              <w:right w:val="single" w:color="CCCCCC" w:sz="1"/>
+            </w:tcBorders>
+            <w:shd w:fill="F2F2F2" w:val="clear"/>
             <w:tcMar>
               <w:top w:type="dxa" w:w="60"/>
               <w:left w:type="dxa" w:w="80"/>
@@ -7174,20 +7035,54 @@
                 <w:sz w:val="18"/>
                 <w:szCs w:val="18"/>
               </w:rPr>
-              <w:t xml:space="preserve">20%</w:t>
-            </w:r>
-          </w:p>
-        </w:tc>
-        <w:tc>
-          <w:tcPr>
-            <w:tcW w:type="dxa" w:w="1500"/>
-            <w:tcBorders>
-              <w:top w:val="single" w:color="CCCCCC" w:sz="1"/>
-              <w:left w:val="single" w:color="CCCCCC" w:sz="1"/>
-              <w:bottom w:val="single" w:color="CCCCCC" w:sz="1"/>
-              <w:right w:val="single" w:color="CCCCCC" w:sz="1"/>
-            </w:tcBorders>
-            <w:shd w:fill="BDD7EE" w:val="clear"/>
+              <w:t xml:space="preserve">17%</w:t>
+            </w:r>
+          </w:p>
+        </w:tc>
+      </w:tr>
+      <w:tr>
+        <w:tc>
+          <w:tcPr>
+            <w:tcW w:type="dxa" w:w="2000"/>
+            <w:tcBorders>
+              <w:top w:val="single" w:color="CCCCCC" w:sz="1"/>
+              <w:left w:val="single" w:color="CCCCCC" w:sz="1"/>
+              <w:bottom w:val="single" w:color="CCCCCC" w:sz="1"/>
+              <w:right w:val="single" w:color="CCCCCC" w:sz="1"/>
+            </w:tcBorders>
+            <w:shd w:fill="D5E8F0" w:val="clear"/>
+            <w:tcMar>
+              <w:top w:type="dxa" w:w="60"/>
+              <w:left w:type="dxa" w:w="120"/>
+              <w:bottom w:type="dxa" w:w="60"/>
+              <w:right w:type="dxa" w:w="120"/>
+            </w:tcMar>
+            <w:vAlign w:val="center"/>
+          </w:tcPr>
+          <w:p>
+            <w:pPr>
+              <w:jc w:val="left"/>
+            </w:pPr>
+            <w:r>
+              <w:rPr>
+                <w:rFonts w:ascii="Arial" w:cs="Arial" w:eastAsia="Arial" w:hAnsi="Arial"/>
+                <w:sz w:val="18"/>
+                <w:szCs w:val="18"/>
+              </w:rPr>
+              <w:t xml:space="preserve">管理</w:t>
+            </w:r>
+          </w:p>
+        </w:tc>
+        <w:tc>
+          <w:tcPr>
+            <w:tcW w:type="dxa" w:w="1400"/>
+            <w:tcBorders>
+              <w:top w:val="single" w:color="CCCCCC" w:sz="1"/>
+              <w:left w:val="single" w:color="CCCCCC" w:sz="1"/>
+              <w:bottom w:val="single" w:color="CCCCCC" w:sz="1"/>
+              <w:right w:val="single" w:color="CCCCCC" w:sz="1"/>
+            </w:tcBorders>
+            <w:shd w:fill="FFFFFF" w:val="clear"/>
             <w:tcMar>
               <w:top w:type="dxa" w:w="60"/>
               <w:left w:type="dxa" w:w="80"/>
@@ -7209,13 +7104,13 @@
                 <w:sz w:val="18"/>
                 <w:szCs w:val="18"/>
               </w:rPr>
-              <w:t xml:space="preserve">36%</w:t>
-            </w:r>
-          </w:p>
-        </w:tc>
-        <w:tc>
-          <w:tcPr>
-            <w:tcW w:type="dxa" w:w="1326"/>
+              <w:t xml:space="preserve">19%</w:t>
+            </w:r>
+          </w:p>
+        </w:tc>
+        <w:tc>
+          <w:tcPr>
+            <w:tcW w:type="dxa" w:w="1400"/>
             <w:tcBorders>
               <w:top w:val="single" w:color="CCCCCC" w:sz="1"/>
               <w:left w:val="single" w:color="CCCCCC" w:sz="1"/>
@@ -7244,41 +7139,7 @@
                 <w:sz w:val="18"/>
                 <w:szCs w:val="18"/>
               </w:rPr>
-              <w:t xml:space="preserve">25%</w:t>
-            </w:r>
-          </w:p>
-        </w:tc>
-      </w:tr>
-      <w:tr>
-        <w:tc>
-          <w:tcPr>
-            <w:tcW w:type="dxa" w:w="2000"/>
-            <w:tcBorders>
-              <w:top w:val="single" w:color="CCCCCC" w:sz="1"/>
-              <w:left w:val="single" w:color="CCCCCC" w:sz="1"/>
-              <w:bottom w:val="single" w:color="CCCCCC" w:sz="1"/>
-              <w:right w:val="single" w:color="CCCCCC" w:sz="1"/>
-            </w:tcBorders>
-            <w:shd w:fill="D5E8F0" w:val="clear"/>
-            <w:tcMar>
-              <w:top w:type="dxa" w:w="60"/>
-              <w:left w:type="dxa" w:w="120"/>
-              <w:bottom w:type="dxa" w:w="60"/>
-              <w:right w:type="dxa" w:w="120"/>
-            </w:tcMar>
-            <w:vAlign w:val="center"/>
-          </w:tcPr>
-          <w:p>
-            <w:pPr>
-              <w:jc w:val="left"/>
-            </w:pPr>
-            <w:r>
-              <w:rPr>
-                <w:rFonts w:ascii="Arial" w:cs="Arial" w:eastAsia="Arial" w:hAnsi="Arial"/>
-                <w:sz w:val="18"/>
-                <w:szCs w:val="18"/>
-              </w:rPr>
-              <w:t xml:space="preserve">研修</w:t>
+              <w:t xml:space="preserve">12%</w:t>
             </w:r>
           </w:p>
         </w:tc>
@@ -7291,7 +7152,7 @@
               <w:bottom w:val="single" w:color="CCCCCC" w:sz="1"/>
               <w:right w:val="single" w:color="CCCCCC" w:sz="1"/>
             </w:tcBorders>
-            <w:shd w:fill="F2F2F2" w:val="clear"/>
+            <w:shd w:fill="FFFFFF" w:val="clear"/>
             <w:tcMar>
               <w:top w:type="dxa" w:w="60"/>
               <w:left w:type="dxa" w:w="80"/>
@@ -7313,20 +7174,20 @@
                 <w:sz w:val="18"/>
                 <w:szCs w:val="18"/>
               </w:rPr>
-              <w:t xml:space="preserve">0%</w:t>
-            </w:r>
-          </w:p>
-        </w:tc>
-        <w:tc>
-          <w:tcPr>
-            <w:tcW w:type="dxa" w:w="1400"/>
-            <w:tcBorders>
-              <w:top w:val="single" w:color="CCCCCC" w:sz="1"/>
-              <w:left w:val="single" w:color="CCCCCC" w:sz="1"/>
-              <w:bottom w:val="single" w:color="CCCCCC" w:sz="1"/>
-              <w:right w:val="single" w:color="CCCCCC" w:sz="1"/>
-            </w:tcBorders>
-            <w:shd w:fill="F2F2F2" w:val="clear"/>
+              <w:t xml:space="preserve">12%</w:t>
+            </w:r>
+          </w:p>
+        </w:tc>
+        <w:tc>
+          <w:tcPr>
+            <w:tcW w:type="dxa" w:w="1500"/>
+            <w:tcBorders>
+              <w:top w:val="single" w:color="CCCCCC" w:sz="1"/>
+              <w:left w:val="single" w:color="CCCCCC" w:sz="1"/>
+              <w:bottom w:val="single" w:color="CCCCCC" w:sz="1"/>
+              <w:right w:val="single" w:color="CCCCCC" w:sz="1"/>
+            </w:tcBorders>
+            <w:shd w:fill="FFFFFF" w:val="clear"/>
             <w:tcMar>
               <w:top w:type="dxa" w:w="60"/>
               <w:left w:type="dxa" w:w="80"/>
@@ -7348,20 +7209,20 @@
                 <w:sz w:val="18"/>
                 <w:szCs w:val="18"/>
               </w:rPr>
-              <w:t xml:space="preserve">7%</w:t>
-            </w:r>
-          </w:p>
-        </w:tc>
-        <w:tc>
-          <w:tcPr>
-            <w:tcW w:type="dxa" w:w="1400"/>
-            <w:tcBorders>
-              <w:top w:val="single" w:color="CCCCCC" w:sz="1"/>
-              <w:left w:val="single" w:color="CCCCCC" w:sz="1"/>
-              <w:bottom w:val="single" w:color="CCCCCC" w:sz="1"/>
-              <w:right w:val="single" w:color="CCCCCC" w:sz="1"/>
-            </w:tcBorders>
-            <w:shd w:fill="F2F2F2" w:val="clear"/>
+              <w:t xml:space="preserve">14%</w:t>
+            </w:r>
+          </w:p>
+        </w:tc>
+        <w:tc>
+          <w:tcPr>
+            <w:tcW w:type="dxa" w:w="1326"/>
+            <w:tcBorders>
+              <w:top w:val="single" w:color="CCCCCC" w:sz="1"/>
+              <w:left w:val="single" w:color="CCCCCC" w:sz="1"/>
+              <w:bottom w:val="single" w:color="CCCCCC" w:sz="1"/>
+              <w:right w:val="single" w:color="CCCCCC" w:sz="1"/>
+            </w:tcBorders>
+            <w:shd w:fill="FFFFFF" w:val="clear"/>
             <w:tcMar>
               <w:top w:type="dxa" w:w="60"/>
               <w:left w:type="dxa" w:w="80"/>
@@ -7383,13 +7244,47 @@
                 <w:sz w:val="18"/>
                 <w:szCs w:val="18"/>
               </w:rPr>
-              <w:t xml:space="preserve">16%</w:t>
-            </w:r>
-          </w:p>
-        </w:tc>
-        <w:tc>
-          <w:tcPr>
-            <w:tcW w:type="dxa" w:w="1500"/>
+              <w:t xml:space="preserve">15%</w:t>
+            </w:r>
+          </w:p>
+        </w:tc>
+      </w:tr>
+      <w:tr>
+        <w:tc>
+          <w:tcPr>
+            <w:tcW w:type="dxa" w:w="2000"/>
+            <w:tcBorders>
+              <w:top w:val="single" w:color="CCCCCC" w:sz="1"/>
+              <w:left w:val="single" w:color="CCCCCC" w:sz="1"/>
+              <w:bottom w:val="single" w:color="CCCCCC" w:sz="1"/>
+              <w:right w:val="single" w:color="CCCCCC" w:sz="1"/>
+            </w:tcBorders>
+            <w:shd w:fill="D5E8F0" w:val="clear"/>
+            <w:tcMar>
+              <w:top w:type="dxa" w:w="60"/>
+              <w:left w:type="dxa" w:w="120"/>
+              <w:bottom w:type="dxa" w:w="60"/>
+              <w:right w:type="dxa" w:w="120"/>
+            </w:tcMar>
+            <w:vAlign w:val="center"/>
+          </w:tcPr>
+          <w:p>
+            <w:pPr>
+              <w:jc w:val="left"/>
+            </w:pPr>
+            <w:r>
+              <w:rPr>
+                <w:rFonts w:ascii="Arial" w:cs="Arial" w:eastAsia="Arial" w:hAnsi="Arial"/>
+                <w:sz w:val="18"/>
+                <w:szCs w:val="18"/>
+              </w:rPr>
+              <w:t xml:space="preserve">研修</w:t>
+            </w:r>
+          </w:p>
+        </w:tc>
+        <w:tc>
+          <w:tcPr>
+            <w:tcW w:type="dxa" w:w="1400"/>
             <w:tcBorders>
               <w:top w:val="single" w:color="CCCCCC" w:sz="1"/>
               <w:left w:val="single" w:color="CCCCCC" w:sz="1"/>
@@ -7418,20 +7313,20 @@
                 <w:sz w:val="18"/>
                 <w:szCs w:val="18"/>
               </w:rPr>
-              <w:t xml:space="preserve">12%</w:t>
-            </w:r>
-          </w:p>
-        </w:tc>
-        <w:tc>
-          <w:tcPr>
-            <w:tcW w:type="dxa" w:w="1326"/>
-            <w:tcBorders>
-              <w:top w:val="single" w:color="CCCCCC" w:sz="1"/>
-              <w:left w:val="single" w:color="CCCCCC" w:sz="1"/>
-              <w:bottom w:val="single" w:color="CCCCCC" w:sz="1"/>
-              <w:right w:val="single" w:color="CCCCCC" w:sz="1"/>
-            </w:tcBorders>
-            <w:shd w:fill="BDD7EE" w:val="clear"/>
+              <w:t xml:space="preserve">13%</w:t>
+            </w:r>
+          </w:p>
+        </w:tc>
+        <w:tc>
+          <w:tcPr>
+            <w:tcW w:type="dxa" w:w="1400"/>
+            <w:tcBorders>
+              <w:top w:val="single" w:color="CCCCCC" w:sz="1"/>
+              <w:left w:val="single" w:color="CCCCCC" w:sz="1"/>
+              <w:bottom w:val="single" w:color="CCCCCC" w:sz="1"/>
+              <w:right w:val="single" w:color="CCCCCC" w:sz="1"/>
+            </w:tcBorders>
+            <w:shd w:fill="F2F2F2" w:val="clear"/>
             <w:tcMar>
               <w:top w:type="dxa" w:w="60"/>
               <w:left w:type="dxa" w:w="80"/>
@@ -7453,41 +7348,7 @@
                 <w:sz w:val="18"/>
                 <w:szCs w:val="18"/>
               </w:rPr>
-              <w:t xml:space="preserve">38%</w:t>
-            </w:r>
-          </w:p>
-        </w:tc>
-      </w:tr>
-      <w:tr>
-        <w:tc>
-          <w:tcPr>
-            <w:tcW w:type="dxa" w:w="2000"/>
-            <w:tcBorders>
-              <w:top w:val="single" w:color="CCCCCC" w:sz="1"/>
-              <w:left w:val="single" w:color="CCCCCC" w:sz="1"/>
-              <w:bottom w:val="single" w:color="CCCCCC" w:sz="1"/>
-              <w:right w:val="single" w:color="CCCCCC" w:sz="1"/>
-            </w:tcBorders>
-            <w:shd w:fill="D5E8F0" w:val="clear"/>
-            <w:tcMar>
-              <w:top w:type="dxa" w:w="60"/>
-              <w:left w:type="dxa" w:w="120"/>
-              <w:bottom w:type="dxa" w:w="60"/>
-              <w:right w:type="dxa" w:w="120"/>
-            </w:tcMar>
-            <w:vAlign w:val="center"/>
-          </w:tcPr>
-          <w:p>
-            <w:pPr>
-              <w:jc w:val="left"/>
-            </w:pPr>
-            <w:r>
-              <w:rPr>
-                <w:rFonts w:ascii="Arial" w:cs="Arial" w:eastAsia="Arial" w:hAnsi="Arial"/>
-                <w:sz w:val="18"/>
-                <w:szCs w:val="18"/>
-              </w:rPr>
-              <w:t xml:space="preserve">給与計算</w:t>
+              <w:t xml:space="preserve">12%</w:t>
             </w:r>
           </w:p>
         </w:tc>
@@ -7500,7 +7361,7 @@
               <w:bottom w:val="single" w:color="CCCCCC" w:sz="1"/>
               <w:right w:val="single" w:color="CCCCCC" w:sz="1"/>
             </w:tcBorders>
-            <w:shd w:fill="BDD7EE" w:val="clear"/>
+            <w:shd w:fill="F2F2F2" w:val="clear"/>
             <w:tcMar>
               <w:top w:type="dxa" w:w="60"/>
               <w:left w:type="dxa" w:w="80"/>
@@ -7522,20 +7383,20 @@
                 <w:sz w:val="18"/>
                 <w:szCs w:val="18"/>
               </w:rPr>
-              <w:t xml:space="preserve">33%</w:t>
-            </w:r>
-          </w:p>
-        </w:tc>
-        <w:tc>
-          <w:tcPr>
-            <w:tcW w:type="dxa" w:w="1400"/>
-            <w:tcBorders>
-              <w:top w:val="single" w:color="CCCCCC" w:sz="1"/>
-              <w:left w:val="single" w:color="CCCCCC" w:sz="1"/>
-              <w:bottom w:val="single" w:color="CCCCCC" w:sz="1"/>
-              <w:right w:val="single" w:color="CCCCCC" w:sz="1"/>
-            </w:tcBorders>
-            <w:shd w:fill="FFFFFF" w:val="clear"/>
+              <w:t xml:space="preserve">12%</w:t>
+            </w:r>
+          </w:p>
+        </w:tc>
+        <w:tc>
+          <w:tcPr>
+            <w:tcW w:type="dxa" w:w="1500"/>
+            <w:tcBorders>
+              <w:top w:val="single" w:color="CCCCCC" w:sz="1"/>
+              <w:left w:val="single" w:color="CCCCCC" w:sz="1"/>
+              <w:bottom w:val="single" w:color="CCCCCC" w:sz="1"/>
+              <w:right w:val="single" w:color="CCCCCC" w:sz="1"/>
+            </w:tcBorders>
+            <w:shd w:fill="F2F2F2" w:val="clear"/>
             <w:tcMar>
               <w:top w:type="dxa" w:w="60"/>
               <w:left w:type="dxa" w:w="80"/>
@@ -7557,20 +7418,20 @@
                 <w:sz w:val="18"/>
                 <w:szCs w:val="18"/>
               </w:rPr>
-              <w:t xml:space="preserve">11%</w:t>
-            </w:r>
-          </w:p>
-        </w:tc>
-        <w:tc>
-          <w:tcPr>
-            <w:tcW w:type="dxa" w:w="1400"/>
-            <w:tcBorders>
-              <w:top w:val="single" w:color="CCCCCC" w:sz="1"/>
-              <w:left w:val="single" w:color="CCCCCC" w:sz="1"/>
-              <w:bottom w:val="single" w:color="CCCCCC" w:sz="1"/>
-              <w:right w:val="single" w:color="CCCCCC" w:sz="1"/>
-            </w:tcBorders>
-            <w:shd w:fill="FFFFFF" w:val="clear"/>
+              <w:t xml:space="preserve">9%</w:t>
+            </w:r>
+          </w:p>
+        </w:tc>
+        <w:tc>
+          <w:tcPr>
+            <w:tcW w:type="dxa" w:w="1326"/>
+            <w:tcBorders>
+              <w:top w:val="single" w:color="CCCCCC" w:sz="1"/>
+              <w:left w:val="single" w:color="CCCCCC" w:sz="1"/>
+              <w:bottom w:val="single" w:color="CCCCCC" w:sz="1"/>
+              <w:right w:val="single" w:color="CCCCCC" w:sz="1"/>
+            </w:tcBorders>
+            <w:shd w:fill="F2F2F2" w:val="clear"/>
             <w:tcMar>
               <w:top w:type="dxa" w:w="60"/>
               <w:left w:type="dxa" w:w="80"/>
@@ -7592,13 +7453,47 @@
                 <w:sz w:val="18"/>
                 <w:szCs w:val="18"/>
               </w:rPr>
-              <w:t xml:space="preserve">2%</w:t>
-            </w:r>
-          </w:p>
-        </w:tc>
-        <w:tc>
-          <w:tcPr>
-            <w:tcW w:type="dxa" w:w="1500"/>
+              <w:t xml:space="preserve">7%</w:t>
+            </w:r>
+          </w:p>
+        </w:tc>
+      </w:tr>
+      <w:tr>
+        <w:tc>
+          <w:tcPr>
+            <w:tcW w:type="dxa" w:w="2000"/>
+            <w:tcBorders>
+              <w:top w:val="single" w:color="CCCCCC" w:sz="1"/>
+              <w:left w:val="single" w:color="CCCCCC" w:sz="1"/>
+              <w:bottom w:val="single" w:color="CCCCCC" w:sz="1"/>
+              <w:right w:val="single" w:color="CCCCCC" w:sz="1"/>
+            </w:tcBorders>
+            <w:shd w:fill="D5E8F0" w:val="clear"/>
+            <w:tcMar>
+              <w:top w:type="dxa" w:w="60"/>
+              <w:left w:type="dxa" w:w="120"/>
+              <w:bottom w:type="dxa" w:w="60"/>
+              <w:right w:type="dxa" w:w="120"/>
+            </w:tcMar>
+            <w:vAlign w:val="center"/>
+          </w:tcPr>
+          <w:p>
+            <w:pPr>
+              <w:jc w:val="left"/>
+            </w:pPr>
+            <w:r>
+              <w:rPr>
+                <w:rFonts w:ascii="Arial" w:cs="Arial" w:eastAsia="Arial" w:hAnsi="Arial"/>
+                <w:sz w:val="18"/>
+                <w:szCs w:val="18"/>
+              </w:rPr>
+              <w:t xml:space="preserve">給与計算</w:t>
+            </w:r>
+          </w:p>
+        </w:tc>
+        <w:tc>
+          <w:tcPr>
+            <w:tcW w:type="dxa" w:w="1400"/>
             <w:tcBorders>
               <w:top w:val="single" w:color="CCCCCC" w:sz="1"/>
               <w:left w:val="single" w:color="CCCCCC" w:sz="1"/>
@@ -7627,13 +7522,13 @@
                 <w:sz w:val="18"/>
                 <w:szCs w:val="18"/>
               </w:rPr>
-              <w:t xml:space="preserve">24%</w:t>
-            </w:r>
-          </w:p>
-        </w:tc>
-        <w:tc>
-          <w:tcPr>
-            <w:tcW w:type="dxa" w:w="1326"/>
+              <w:t xml:space="preserve">0%</w:t>
+            </w:r>
+          </w:p>
+        </w:tc>
+        <w:tc>
+          <w:tcPr>
+            <w:tcW w:type="dxa" w:w="1400"/>
             <w:tcBorders>
               <w:top w:val="single" w:color="CCCCCC" w:sz="1"/>
               <w:left w:val="single" w:color="CCCCCC" w:sz="1"/>
@@ -7666,40 +7561,6 @@
             </w:r>
           </w:p>
         </w:tc>
-      </w:tr>
-      <w:tr>
-        <w:tc>
-          <w:tcPr>
-            <w:tcW w:type="dxa" w:w="2000"/>
-            <w:tcBorders>
-              <w:top w:val="single" w:color="CCCCCC" w:sz="1"/>
-              <w:left w:val="single" w:color="CCCCCC" w:sz="1"/>
-              <w:bottom w:val="single" w:color="CCCCCC" w:sz="1"/>
-              <w:right w:val="single" w:color="CCCCCC" w:sz="1"/>
-            </w:tcBorders>
-            <w:shd w:fill="D5E8F0" w:val="clear"/>
-            <w:tcMar>
-              <w:top w:type="dxa" w:w="60"/>
-              <w:left w:type="dxa" w:w="120"/>
-              <w:bottom w:type="dxa" w:w="60"/>
-              <w:right w:type="dxa" w:w="120"/>
-            </w:tcMar>
-            <w:vAlign w:val="center"/>
-          </w:tcPr>
-          <w:p>
-            <w:pPr>
-              <w:jc w:val="left"/>
-            </w:pPr>
-            <w:r>
-              <w:rPr>
-                <w:rFonts w:ascii="Arial" w:cs="Arial" w:eastAsia="Arial" w:hAnsi="Arial"/>
-                <w:sz w:val="18"/>
-                <w:szCs w:val="18"/>
-              </w:rPr>
-              <w:t xml:space="preserve">評価</w:t>
-            </w:r>
-          </w:p>
-        </w:tc>
         <w:tc>
           <w:tcPr>
             <w:tcW w:type="dxa" w:w="1400"/>
@@ -7709,7 +7570,7 @@
               <w:bottom w:val="single" w:color="CCCCCC" w:sz="1"/>
               <w:right w:val="single" w:color="CCCCCC" w:sz="1"/>
             </w:tcBorders>
-            <w:shd w:fill="F2F2F2" w:val="clear"/>
+            <w:shd w:fill="FFFFFF" w:val="clear"/>
             <w:tcMar>
               <w:top w:type="dxa" w:w="60"/>
               <w:left w:type="dxa" w:w="80"/>
@@ -7737,14 +7598,14 @@
         </w:tc>
         <w:tc>
           <w:tcPr>
-            <w:tcW w:type="dxa" w:w="1400"/>
-            <w:tcBorders>
-              <w:top w:val="single" w:color="CCCCCC" w:sz="1"/>
-              <w:left w:val="single" w:color="CCCCCC" w:sz="1"/>
-              <w:bottom w:val="single" w:color="CCCCCC" w:sz="1"/>
-              <w:right w:val="single" w:color="CCCCCC" w:sz="1"/>
-            </w:tcBorders>
-            <w:shd w:fill="F2F2F2" w:val="clear"/>
+            <w:tcW w:type="dxa" w:w="1500"/>
+            <w:tcBorders>
+              <w:top w:val="single" w:color="CCCCCC" w:sz="1"/>
+              <w:left w:val="single" w:color="CCCCCC" w:sz="1"/>
+              <w:bottom w:val="single" w:color="CCCCCC" w:sz="1"/>
+              <w:right w:val="single" w:color="CCCCCC" w:sz="1"/>
+            </w:tcBorders>
+            <w:shd w:fill="FFFFFF" w:val="clear"/>
             <w:tcMar>
               <w:top w:type="dxa" w:w="60"/>
               <w:left w:type="dxa" w:w="80"/>
@@ -7766,20 +7627,20 @@
                 <w:sz w:val="18"/>
                 <w:szCs w:val="18"/>
               </w:rPr>
-              <w:t xml:space="preserve">13%</w:t>
-            </w:r>
-          </w:p>
-        </w:tc>
-        <w:tc>
-          <w:tcPr>
-            <w:tcW w:type="dxa" w:w="1400"/>
-            <w:tcBorders>
-              <w:top w:val="single" w:color="CCCCCC" w:sz="1"/>
-              <w:left w:val="single" w:color="CCCCCC" w:sz="1"/>
-              <w:bottom w:val="single" w:color="CCCCCC" w:sz="1"/>
-              <w:right w:val="single" w:color="CCCCCC" w:sz="1"/>
-            </w:tcBorders>
-            <w:shd w:fill="F2F2F2" w:val="clear"/>
+              <w:t xml:space="preserve">0%</w:t>
+            </w:r>
+          </w:p>
+        </w:tc>
+        <w:tc>
+          <w:tcPr>
+            <w:tcW w:type="dxa" w:w="1326"/>
+            <w:tcBorders>
+              <w:top w:val="single" w:color="CCCCCC" w:sz="1"/>
+              <w:left w:val="single" w:color="CCCCCC" w:sz="1"/>
+              <w:bottom w:val="single" w:color="CCCCCC" w:sz="1"/>
+              <w:right w:val="single" w:color="CCCCCC" w:sz="1"/>
+            </w:tcBorders>
+            <w:shd w:fill="FFFFFF" w:val="clear"/>
             <w:tcMar>
               <w:top w:type="dxa" w:w="60"/>
               <w:left w:type="dxa" w:w="80"/>
@@ -7801,13 +7662,47 @@
                 <w:sz w:val="18"/>
                 <w:szCs w:val="18"/>
               </w:rPr>
-              <w:t xml:space="preserve">2%</w:t>
-            </w:r>
-          </w:p>
-        </w:tc>
-        <w:tc>
-          <w:tcPr>
-            <w:tcW w:type="dxa" w:w="1500"/>
+              <w:t xml:space="preserve">0%</w:t>
+            </w:r>
+          </w:p>
+        </w:tc>
+      </w:tr>
+      <w:tr>
+        <w:tc>
+          <w:tcPr>
+            <w:tcW w:type="dxa" w:w="2000"/>
+            <w:tcBorders>
+              <w:top w:val="single" w:color="CCCCCC" w:sz="1"/>
+              <w:left w:val="single" w:color="CCCCCC" w:sz="1"/>
+              <w:bottom w:val="single" w:color="CCCCCC" w:sz="1"/>
+              <w:right w:val="single" w:color="CCCCCC" w:sz="1"/>
+            </w:tcBorders>
+            <w:shd w:fill="D5E8F0" w:val="clear"/>
+            <w:tcMar>
+              <w:top w:type="dxa" w:w="60"/>
+              <w:left w:type="dxa" w:w="120"/>
+              <w:bottom w:type="dxa" w:w="60"/>
+              <w:right w:type="dxa" w:w="120"/>
+            </w:tcMar>
+            <w:vAlign w:val="center"/>
+          </w:tcPr>
+          <w:p>
+            <w:pPr>
+              <w:jc w:val="left"/>
+            </w:pPr>
+            <w:r>
+              <w:rPr>
+                <w:rFonts w:ascii="Arial" w:cs="Arial" w:eastAsia="Arial" w:hAnsi="Arial"/>
+                <w:sz w:val="18"/>
+                <w:szCs w:val="18"/>
+              </w:rPr>
+              <w:t xml:space="preserve">評価</w:t>
+            </w:r>
+          </w:p>
+        </w:tc>
+        <w:tc>
+          <w:tcPr>
+            <w:tcW w:type="dxa" w:w="1400"/>
             <w:tcBorders>
               <w:top w:val="single" w:color="CCCCCC" w:sz="1"/>
               <w:left w:val="single" w:color="CCCCCC" w:sz="1"/>
@@ -7842,7 +7737,7 @@
         </w:tc>
         <w:tc>
           <w:tcPr>
-            <w:tcW w:type="dxa" w:w="1326"/>
+            <w:tcW w:type="dxa" w:w="1400"/>
             <w:tcBorders>
               <w:top w:val="single" w:color="CCCCCC" w:sz="1"/>
               <w:left w:val="single" w:color="CCCCCC" w:sz="1"/>
@@ -7871,41 +7766,7 @@
                 <w:sz w:val="18"/>
                 <w:szCs w:val="18"/>
               </w:rPr>
-              <w:t xml:space="preserve">25%</w:t>
-            </w:r>
-          </w:p>
-        </w:tc>
-      </w:tr>
-      <w:tr>
-        <w:tc>
-          <w:tcPr>
-            <w:tcW w:type="dxa" w:w="2000"/>
-            <w:tcBorders>
-              <w:top w:val="single" w:color="CCCCCC" w:sz="1"/>
-              <w:left w:val="single" w:color="CCCCCC" w:sz="1"/>
-              <w:bottom w:val="single" w:color="CCCCCC" w:sz="1"/>
-              <w:right w:val="single" w:color="CCCCCC" w:sz="1"/>
-            </w:tcBorders>
-            <w:shd w:fill="D5E8F0" w:val="clear"/>
-            <w:tcMar>
-              <w:top w:type="dxa" w:w="60"/>
-              <w:left w:type="dxa" w:w="120"/>
-              <w:bottom w:type="dxa" w:w="60"/>
-              <w:right w:type="dxa" w:w="120"/>
-            </w:tcMar>
-            <w:vAlign w:val="center"/>
-          </w:tcPr>
-          <w:p>
-            <w:pPr>
-              <w:jc w:val="left"/>
-            </w:pPr>
-            <w:r>
-              <w:rPr>
-                <w:rFonts w:ascii="Arial" w:cs="Arial" w:eastAsia="Arial" w:hAnsi="Arial"/>
-                <w:sz w:val="18"/>
-                <w:szCs w:val="18"/>
-              </w:rPr>
-              <w:t xml:space="preserve">採用戦略</w:t>
+              <w:t xml:space="preserve">2%</w:t>
             </w:r>
           </w:p>
         </w:tc>
@@ -7918,7 +7779,7 @@
               <w:bottom w:val="single" w:color="CCCCCC" w:sz="1"/>
               <w:right w:val="single" w:color="CCCCCC" w:sz="1"/>
             </w:tcBorders>
-            <w:shd w:fill="FFFFFF" w:val="clear"/>
+            <w:shd w:fill="F2F2F2" w:val="clear"/>
             <w:tcMar>
               <w:top w:type="dxa" w:w="60"/>
               <w:left w:type="dxa" w:w="80"/>
@@ -7940,20 +7801,20 @@
                 <w:sz w:val="18"/>
                 <w:szCs w:val="18"/>
               </w:rPr>
-              <w:t xml:space="preserve">0%</w:t>
-            </w:r>
-          </w:p>
-        </w:tc>
-        <w:tc>
-          <w:tcPr>
-            <w:tcW w:type="dxa" w:w="1400"/>
-            <w:tcBorders>
-              <w:top w:val="single" w:color="CCCCCC" w:sz="1"/>
-              <w:left w:val="single" w:color="CCCCCC" w:sz="1"/>
-              <w:bottom w:val="single" w:color="CCCCCC" w:sz="1"/>
-              <w:right w:val="single" w:color="CCCCCC" w:sz="1"/>
-            </w:tcBorders>
-            <w:shd w:fill="FFFFFF" w:val="clear"/>
+              <w:t xml:space="preserve">3%</w:t>
+            </w:r>
+          </w:p>
+        </w:tc>
+        <w:tc>
+          <w:tcPr>
+            <w:tcW w:type="dxa" w:w="1500"/>
+            <w:tcBorders>
+              <w:top w:val="single" w:color="CCCCCC" w:sz="1"/>
+              <w:left w:val="single" w:color="CCCCCC" w:sz="1"/>
+              <w:bottom w:val="single" w:color="CCCCCC" w:sz="1"/>
+              <w:right w:val="single" w:color="CCCCCC" w:sz="1"/>
+            </w:tcBorders>
+            <w:shd w:fill="F2F2F2" w:val="clear"/>
             <w:tcMar>
               <w:top w:type="dxa" w:w="60"/>
               <w:left w:type="dxa" w:w="80"/>
@@ -7975,20 +7836,20 @@
                 <w:sz w:val="18"/>
                 <w:szCs w:val="18"/>
               </w:rPr>
-              <w:t xml:space="preserve">2%</w:t>
-            </w:r>
-          </w:p>
-        </w:tc>
-        <w:tc>
-          <w:tcPr>
-            <w:tcW w:type="dxa" w:w="1400"/>
-            <w:tcBorders>
-              <w:top w:val="single" w:color="CCCCCC" w:sz="1"/>
-              <w:left w:val="single" w:color="CCCCCC" w:sz="1"/>
-              <w:bottom w:val="single" w:color="CCCCCC" w:sz="1"/>
-              <w:right w:val="single" w:color="CCCCCC" w:sz="1"/>
-            </w:tcBorders>
-            <w:shd w:fill="FFFFFF" w:val="clear"/>
+              <w:t xml:space="preserve">5%</w:t>
+            </w:r>
+          </w:p>
+        </w:tc>
+        <w:tc>
+          <w:tcPr>
+            <w:tcW w:type="dxa" w:w="1326"/>
+            <w:tcBorders>
+              <w:top w:val="single" w:color="CCCCCC" w:sz="1"/>
+              <w:left w:val="single" w:color="CCCCCC" w:sz="1"/>
+              <w:bottom w:val="single" w:color="CCCCCC" w:sz="1"/>
+              <w:right w:val="single" w:color="CCCCCC" w:sz="1"/>
+            </w:tcBorders>
+            <w:shd w:fill="F2F2F2" w:val="clear"/>
             <w:tcMar>
               <w:top w:type="dxa" w:w="60"/>
               <w:left w:type="dxa" w:w="80"/>
@@ -8014,9 +7875,43 @@
             </w:r>
           </w:p>
         </w:tc>
-        <w:tc>
-          <w:tcPr>
-            <w:tcW w:type="dxa" w:w="1500"/>
+      </w:tr>
+      <w:tr>
+        <w:tc>
+          <w:tcPr>
+            <w:tcW w:type="dxa" w:w="2000"/>
+            <w:tcBorders>
+              <w:top w:val="single" w:color="CCCCCC" w:sz="1"/>
+              <w:left w:val="single" w:color="CCCCCC" w:sz="1"/>
+              <w:bottom w:val="single" w:color="CCCCCC" w:sz="1"/>
+              <w:right w:val="single" w:color="CCCCCC" w:sz="1"/>
+            </w:tcBorders>
+            <w:shd w:fill="D5E8F0" w:val="clear"/>
+            <w:tcMar>
+              <w:top w:type="dxa" w:w="60"/>
+              <w:left w:type="dxa" w:w="120"/>
+              <w:bottom w:type="dxa" w:w="60"/>
+              <w:right w:type="dxa" w:w="120"/>
+            </w:tcMar>
+            <w:vAlign w:val="center"/>
+          </w:tcPr>
+          <w:p>
+            <w:pPr>
+              <w:jc w:val="left"/>
+            </w:pPr>
+            <w:r>
+              <w:rPr>
+                <w:rFonts w:ascii="Arial" w:cs="Arial" w:eastAsia="Arial" w:hAnsi="Arial"/>
+                <w:sz w:val="18"/>
+                <w:szCs w:val="18"/>
+              </w:rPr>
+              <w:t xml:space="preserve">採用戦略</w:t>
+            </w:r>
+          </w:p>
+        </w:tc>
+        <w:tc>
+          <w:tcPr>
+            <w:tcW w:type="dxa" w:w="1400"/>
             <w:tcBorders>
               <w:top w:val="single" w:color="CCCCCC" w:sz="1"/>
               <w:left w:val="single" w:color="CCCCCC" w:sz="1"/>
@@ -8051,7 +7946,7 @@
         </w:tc>
         <w:tc>
           <w:tcPr>
-            <w:tcW w:type="dxa" w:w="1326"/>
+            <w:tcW w:type="dxa" w:w="1400"/>
             <w:tcBorders>
               <w:top w:val="single" w:color="CCCCCC" w:sz="1"/>
               <w:left w:val="single" w:color="CCCCCC" w:sz="1"/>
@@ -8080,41 +7975,7 @@
                 <w:sz w:val="18"/>
                 <w:szCs w:val="18"/>
               </w:rPr>
-              <w:t xml:space="preserve">13%</w:t>
-            </w:r>
-          </w:p>
-        </w:tc>
-      </w:tr>
-      <w:tr>
-        <w:tc>
-          <w:tcPr>
-            <w:tcW w:type="dxa" w:w="2000"/>
-            <w:tcBorders>
-              <w:top w:val="single" w:color="CCCCCC" w:sz="1"/>
-              <w:left w:val="single" w:color="CCCCCC" w:sz="1"/>
-              <w:bottom w:val="single" w:color="CCCCCC" w:sz="1"/>
-              <w:right w:val="single" w:color="CCCCCC" w:sz="1"/>
-            </w:tcBorders>
-            <w:shd w:fill="D5E8F0" w:val="clear"/>
-            <w:tcMar>
-              <w:top w:type="dxa" w:w="60"/>
-              <w:left w:type="dxa" w:w="120"/>
-              <w:bottom w:type="dxa" w:w="60"/>
-              <w:right w:type="dxa" w:w="120"/>
-            </w:tcMar>
-            <w:vAlign w:val="center"/>
-          </w:tcPr>
-          <w:p>
-            <w:pPr>
-              <w:jc w:val="left"/>
-            </w:pPr>
-            <w:r>
-              <w:rPr>
-                <w:rFonts w:ascii="Arial" w:cs="Arial" w:eastAsia="Arial" w:hAnsi="Arial"/>
-                <w:sz w:val="18"/>
-                <w:szCs w:val="18"/>
-              </w:rPr>
-              <w:t xml:space="preserve">組織</w:t>
+              <w:t xml:space="preserve">1%</w:t>
             </w:r>
           </w:p>
         </w:tc>
@@ -8127,7 +7988,7 @@
               <w:bottom w:val="single" w:color="CCCCCC" w:sz="1"/>
               <w:right w:val="single" w:color="CCCCCC" w:sz="1"/>
             </w:tcBorders>
-            <w:shd w:fill="F2F2F2" w:val="clear"/>
+            <w:shd w:fill="FFFFFF" w:val="clear"/>
             <w:tcMar>
               <w:top w:type="dxa" w:w="60"/>
               <w:left w:type="dxa" w:w="80"/>
@@ -8149,20 +8010,20 @@
                 <w:sz w:val="18"/>
                 <w:szCs w:val="18"/>
               </w:rPr>
-              <w:t xml:space="preserve">0%</w:t>
-            </w:r>
-          </w:p>
-        </w:tc>
-        <w:tc>
-          <w:tcPr>
-            <w:tcW w:type="dxa" w:w="1400"/>
-            <w:tcBorders>
-              <w:top w:val="single" w:color="CCCCCC" w:sz="1"/>
-              <w:left w:val="single" w:color="CCCCCC" w:sz="1"/>
-              <w:bottom w:val="single" w:color="CCCCCC" w:sz="1"/>
-              <w:right w:val="single" w:color="CCCCCC" w:sz="1"/>
-            </w:tcBorders>
-            <w:shd w:fill="F2F2F2" w:val="clear"/>
+              <w:t xml:space="preserve">5%</w:t>
+            </w:r>
+          </w:p>
+        </w:tc>
+        <w:tc>
+          <w:tcPr>
+            <w:tcW w:type="dxa" w:w="1500"/>
+            <w:tcBorders>
+              <w:top w:val="single" w:color="CCCCCC" w:sz="1"/>
+              <w:left w:val="single" w:color="CCCCCC" w:sz="1"/>
+              <w:bottom w:val="single" w:color="CCCCCC" w:sz="1"/>
+              <w:right w:val="single" w:color="CCCCCC" w:sz="1"/>
+            </w:tcBorders>
+            <w:shd w:fill="FFFFFF" w:val="clear"/>
             <w:tcMar>
               <w:top w:type="dxa" w:w="60"/>
               <w:left w:type="dxa" w:w="80"/>
@@ -8184,20 +8045,20 @@
                 <w:sz w:val="18"/>
                 <w:szCs w:val="18"/>
               </w:rPr>
-              <w:t xml:space="preserve">9%</w:t>
-            </w:r>
-          </w:p>
-        </w:tc>
-        <w:tc>
-          <w:tcPr>
-            <w:tcW w:type="dxa" w:w="1400"/>
-            <w:tcBorders>
-              <w:top w:val="single" w:color="CCCCCC" w:sz="1"/>
-              <w:left w:val="single" w:color="CCCCCC" w:sz="1"/>
-              <w:bottom w:val="single" w:color="CCCCCC" w:sz="1"/>
-              <w:right w:val="single" w:color="CCCCCC" w:sz="1"/>
-            </w:tcBorders>
-            <w:shd w:fill="F2F2F2" w:val="clear"/>
+              <w:t xml:space="preserve">4%</w:t>
+            </w:r>
+          </w:p>
+        </w:tc>
+        <w:tc>
+          <w:tcPr>
+            <w:tcW w:type="dxa" w:w="1326"/>
+            <w:tcBorders>
+              <w:top w:val="single" w:color="CCCCCC" w:sz="1"/>
+              <w:left w:val="single" w:color="CCCCCC" w:sz="1"/>
+              <w:bottom w:val="single" w:color="CCCCCC" w:sz="1"/>
+              <w:right w:val="single" w:color="CCCCCC" w:sz="1"/>
+            </w:tcBorders>
+            <w:shd w:fill="FFFFFF" w:val="clear"/>
             <w:tcMar>
               <w:top w:type="dxa" w:w="60"/>
               <w:left w:type="dxa" w:w="80"/>
@@ -8223,9 +8084,43 @@
             </w:r>
           </w:p>
         </w:tc>
-        <w:tc>
-          <w:tcPr>
-            <w:tcW w:type="dxa" w:w="1500"/>
+      </w:tr>
+      <w:tr>
+        <w:tc>
+          <w:tcPr>
+            <w:tcW w:type="dxa" w:w="2000"/>
+            <w:tcBorders>
+              <w:top w:val="single" w:color="CCCCCC" w:sz="1"/>
+              <w:left w:val="single" w:color="CCCCCC" w:sz="1"/>
+              <w:bottom w:val="single" w:color="CCCCCC" w:sz="1"/>
+              <w:right w:val="single" w:color="CCCCCC" w:sz="1"/>
+            </w:tcBorders>
+            <w:shd w:fill="D5E8F0" w:val="clear"/>
+            <w:tcMar>
+              <w:top w:type="dxa" w:w="60"/>
+              <w:left w:type="dxa" w:w="120"/>
+              <w:bottom w:type="dxa" w:w="60"/>
+              <w:right w:type="dxa" w:w="120"/>
+            </w:tcMar>
+            <w:vAlign w:val="center"/>
+          </w:tcPr>
+          <w:p>
+            <w:pPr>
+              <w:jc w:val="left"/>
+            </w:pPr>
+            <w:r>
+              <w:rPr>
+                <w:rFonts w:ascii="Arial" w:cs="Arial" w:eastAsia="Arial" w:hAnsi="Arial"/>
+                <w:sz w:val="18"/>
+                <w:szCs w:val="18"/>
+              </w:rPr>
+              <w:t xml:space="preserve">組織</w:t>
+            </w:r>
+          </w:p>
+        </w:tc>
+        <w:tc>
+          <w:tcPr>
+            <w:tcW w:type="dxa" w:w="1400"/>
             <w:tcBorders>
               <w:top w:val="single" w:color="CCCCCC" w:sz="1"/>
               <w:left w:val="single" w:color="CCCCCC" w:sz="1"/>
@@ -8254,13 +8149,13 @@
                 <w:sz w:val="18"/>
                 <w:szCs w:val="18"/>
               </w:rPr>
-              <w:t xml:space="preserve">4%</w:t>
-            </w:r>
-          </w:p>
-        </w:tc>
-        <w:tc>
-          <w:tcPr>
-            <w:tcW w:type="dxa" w:w="1326"/>
+              <w:t xml:space="preserve">0%</w:t>
+            </w:r>
+          </w:p>
+        </w:tc>
+        <w:tc>
+          <w:tcPr>
+            <w:tcW w:type="dxa" w:w="1400"/>
             <w:tcBorders>
               <w:top w:val="single" w:color="CCCCCC" w:sz="1"/>
               <w:left w:val="single" w:color="CCCCCC" w:sz="1"/>
@@ -8289,41 +8184,7 @@
                 <w:sz w:val="18"/>
                 <w:szCs w:val="18"/>
               </w:rPr>
-              <w:t xml:space="preserve">0%</w:t>
-            </w:r>
-          </w:p>
-        </w:tc>
-      </w:tr>
-      <w:tr>
-        <w:tc>
-          <w:tcPr>
-            <w:tcW w:type="dxa" w:w="2000"/>
-            <w:tcBorders>
-              <w:top w:val="single" w:color="CCCCCC" w:sz="1"/>
-              <w:left w:val="single" w:color="CCCCCC" w:sz="1"/>
-              <w:bottom w:val="single" w:color="CCCCCC" w:sz="1"/>
-              <w:right w:val="single" w:color="CCCCCC" w:sz="1"/>
-            </w:tcBorders>
-            <w:shd w:fill="D5E8F0" w:val="clear"/>
-            <w:tcMar>
-              <w:top w:type="dxa" w:w="60"/>
-              <w:left w:type="dxa" w:w="120"/>
-              <w:bottom w:type="dxa" w:w="60"/>
-              <w:right w:type="dxa" w:w="120"/>
-            </w:tcMar>
-            <w:vAlign w:val="center"/>
-          </w:tcPr>
-          <w:p>
-            <w:pPr>
-              <w:jc w:val="left"/>
-            </w:pPr>
-            <w:r>
-              <w:rPr>
-                <w:rFonts w:ascii="Arial" w:cs="Arial" w:eastAsia="Arial" w:hAnsi="Arial"/>
-                <w:sz w:val="18"/>
-                <w:szCs w:val="18"/>
-              </w:rPr>
-              <w:t xml:space="preserve">入社</w:t>
+              <w:t xml:space="preserve">6%</w:t>
             </w:r>
           </w:p>
         </w:tc>
@@ -8336,7 +8197,7 @@
               <w:bottom w:val="single" w:color="CCCCCC" w:sz="1"/>
               <w:right w:val="single" w:color="CCCCCC" w:sz="1"/>
             </w:tcBorders>
-            <w:shd w:fill="FFFFFF" w:val="clear"/>
+            <w:shd w:fill="F2F2F2" w:val="clear"/>
             <w:tcMar>
               <w:top w:type="dxa" w:w="60"/>
               <w:left w:type="dxa" w:w="80"/>
@@ -8358,20 +8219,20 @@
                 <w:sz w:val="18"/>
                 <w:szCs w:val="18"/>
               </w:rPr>
-              <w:t xml:space="preserve">0%</w:t>
-            </w:r>
-          </w:p>
-        </w:tc>
-        <w:tc>
-          <w:tcPr>
-            <w:tcW w:type="dxa" w:w="1400"/>
-            <w:tcBorders>
-              <w:top w:val="single" w:color="CCCCCC" w:sz="1"/>
-              <w:left w:val="single" w:color="CCCCCC" w:sz="1"/>
-              <w:bottom w:val="single" w:color="CCCCCC" w:sz="1"/>
-              <w:right w:val="single" w:color="CCCCCC" w:sz="1"/>
-            </w:tcBorders>
-            <w:shd w:fill="FFFFFF" w:val="clear"/>
+              <w:t xml:space="preserve">9%</w:t>
+            </w:r>
+          </w:p>
+        </w:tc>
+        <w:tc>
+          <w:tcPr>
+            <w:tcW w:type="dxa" w:w="1500"/>
+            <w:tcBorders>
+              <w:top w:val="single" w:color="CCCCCC" w:sz="1"/>
+              <w:left w:val="single" w:color="CCCCCC" w:sz="1"/>
+              <w:bottom w:val="single" w:color="CCCCCC" w:sz="1"/>
+              <w:right w:val="single" w:color="CCCCCC" w:sz="1"/>
+            </w:tcBorders>
+            <w:shd w:fill="F2F2F2" w:val="clear"/>
             <w:tcMar>
               <w:top w:type="dxa" w:w="60"/>
               <w:left w:type="dxa" w:w="80"/>
@@ -8393,20 +8254,20 @@
                 <w:sz w:val="18"/>
                 <w:szCs w:val="18"/>
               </w:rPr>
-              <w:t xml:space="preserve">18%</w:t>
-            </w:r>
-          </w:p>
-        </w:tc>
-        <w:tc>
-          <w:tcPr>
-            <w:tcW w:type="dxa" w:w="1400"/>
-            <w:tcBorders>
-              <w:top w:val="single" w:color="CCCCCC" w:sz="1"/>
-              <w:left w:val="single" w:color="CCCCCC" w:sz="1"/>
-              <w:bottom w:val="single" w:color="CCCCCC" w:sz="1"/>
-              <w:right w:val="single" w:color="CCCCCC" w:sz="1"/>
-            </w:tcBorders>
-            <w:shd w:fill="BDD7EE" w:val="clear"/>
+              <w:t xml:space="preserve">13%</w:t>
+            </w:r>
+          </w:p>
+        </w:tc>
+        <w:tc>
+          <w:tcPr>
+            <w:tcW w:type="dxa" w:w="1326"/>
+            <w:tcBorders>
+              <w:top w:val="single" w:color="CCCCCC" w:sz="1"/>
+              <w:left w:val="single" w:color="CCCCCC" w:sz="1"/>
+              <w:bottom w:val="single" w:color="CCCCCC" w:sz="1"/>
+              <w:right w:val="single" w:color="CCCCCC" w:sz="1"/>
+            </w:tcBorders>
+            <w:shd w:fill="F2F2F2" w:val="clear"/>
             <w:tcMar>
               <w:top w:type="dxa" w:w="60"/>
               <w:left w:type="dxa" w:w="80"/>
@@ -8428,20 +8289,54 @@
                 <w:sz w:val="18"/>
                 <w:szCs w:val="18"/>
               </w:rPr>
-              <w:t xml:space="preserve">41%</w:t>
-            </w:r>
-          </w:p>
-        </w:tc>
-        <w:tc>
-          <w:tcPr>
-            <w:tcW w:type="dxa" w:w="1500"/>
-            <w:tcBorders>
-              <w:top w:val="single" w:color="CCCCCC" w:sz="1"/>
-              <w:left w:val="single" w:color="CCCCCC" w:sz="1"/>
-              <w:bottom w:val="single" w:color="CCCCCC" w:sz="1"/>
-              <w:right w:val="single" w:color="CCCCCC" w:sz="1"/>
-            </w:tcBorders>
-            <w:shd w:fill="BDD7EE" w:val="clear"/>
+              <w:t xml:space="preserve">21%</w:t>
+            </w:r>
+          </w:p>
+        </w:tc>
+      </w:tr>
+      <w:tr>
+        <w:tc>
+          <w:tcPr>
+            <w:tcW w:type="dxa" w:w="2000"/>
+            <w:tcBorders>
+              <w:top w:val="single" w:color="CCCCCC" w:sz="1"/>
+              <w:left w:val="single" w:color="CCCCCC" w:sz="1"/>
+              <w:bottom w:val="single" w:color="CCCCCC" w:sz="1"/>
+              <w:right w:val="single" w:color="CCCCCC" w:sz="1"/>
+            </w:tcBorders>
+            <w:shd w:fill="D5E8F0" w:val="clear"/>
+            <w:tcMar>
+              <w:top w:type="dxa" w:w="60"/>
+              <w:left w:type="dxa" w:w="120"/>
+              <w:bottom w:type="dxa" w:w="60"/>
+              <w:right w:type="dxa" w:w="120"/>
+            </w:tcMar>
+            <w:vAlign w:val="center"/>
+          </w:tcPr>
+          <w:p>
+            <w:pPr>
+              <w:jc w:val="left"/>
+            </w:pPr>
+            <w:r>
+              <w:rPr>
+                <w:rFonts w:ascii="Arial" w:cs="Arial" w:eastAsia="Arial" w:hAnsi="Arial"/>
+                <w:sz w:val="18"/>
+                <w:szCs w:val="18"/>
+              </w:rPr>
+              <w:t xml:space="preserve">入社</w:t>
+            </w:r>
+          </w:p>
+        </w:tc>
+        <w:tc>
+          <w:tcPr>
+            <w:tcW w:type="dxa" w:w="1400"/>
+            <w:tcBorders>
+              <w:top w:val="single" w:color="CCCCCC" w:sz="1"/>
+              <w:left w:val="single" w:color="CCCCCC" w:sz="1"/>
+              <w:bottom w:val="single" w:color="CCCCCC" w:sz="1"/>
+              <w:right w:val="single" w:color="CCCCCC" w:sz="1"/>
+            </w:tcBorders>
+            <w:shd w:fill="FFFFFF" w:val="clear"/>
             <w:tcMar>
               <w:top w:type="dxa" w:w="60"/>
               <w:left w:type="dxa" w:w="80"/>
@@ -8463,76 +8358,7 @@
                 <w:sz w:val="18"/>
                 <w:szCs w:val="18"/>
               </w:rPr>
-              <w:t xml:space="preserve">48%</w:t>
-            </w:r>
-          </w:p>
-        </w:tc>
-        <w:tc>
-          <w:tcPr>
-            <w:tcW w:type="dxa" w:w="1326"/>
-            <w:tcBorders>
-              <w:top w:val="single" w:color="CCCCCC" w:sz="1"/>
-              <w:left w:val="single" w:color="CCCCCC" w:sz="1"/>
-              <w:bottom w:val="single" w:color="CCCCCC" w:sz="1"/>
-              <w:right w:val="single" w:color="CCCCCC" w:sz="1"/>
-            </w:tcBorders>
-            <w:shd w:fill="2E75B6" w:val="clear"/>
-            <w:tcMar>
-              <w:top w:type="dxa" w:w="60"/>
-              <w:left w:type="dxa" w:w="80"/>
-              <w:bottom w:type="dxa" w:w="60"/>
-              <w:right w:type="dxa" w:w="80"/>
-            </w:tcMar>
-            <w:vAlign w:val="center"/>
-          </w:tcPr>
-          <w:p>
-            <w:pPr>
-              <w:jc w:val="center"/>
-            </w:pPr>
-            <w:r>
-              <w:rPr>
-                <w:rFonts w:ascii="Arial" w:cs="Arial" w:eastAsia="Arial" w:hAnsi="Arial"/>
-                <w:b/>
-                <w:bCs/>
-                <w:color w:val="FFFFFF"/>
-                <w:sz w:val="18"/>
-                <w:szCs w:val="18"/>
-              </w:rPr>
-              <w:t xml:space="preserve">50%</w:t>
-            </w:r>
-          </w:p>
-        </w:tc>
-      </w:tr>
-      <w:tr>
-        <w:tc>
-          <w:tcPr>
-            <w:tcW w:type="dxa" w:w="2000"/>
-            <w:tcBorders>
-              <w:top w:val="single" w:color="CCCCCC" w:sz="1"/>
-              <w:left w:val="single" w:color="CCCCCC" w:sz="1"/>
-              <w:bottom w:val="single" w:color="CCCCCC" w:sz="1"/>
-              <w:right w:val="single" w:color="CCCCCC" w:sz="1"/>
-            </w:tcBorders>
-            <w:shd w:fill="D5E8F0" w:val="clear"/>
-            <w:tcMar>
-              <w:top w:type="dxa" w:w="60"/>
-              <w:left w:type="dxa" w:w="120"/>
-              <w:bottom w:type="dxa" w:w="60"/>
-              <w:right w:type="dxa" w:w="120"/>
-            </w:tcMar>
-            <w:vAlign w:val="center"/>
-          </w:tcPr>
-          <w:p>
-            <w:pPr>
-              <w:jc w:val="left"/>
-            </w:pPr>
-            <w:r>
-              <w:rPr>
-                <w:rFonts w:ascii="Arial" w:cs="Arial" w:eastAsia="Arial" w:hAnsi="Arial"/>
-                <w:sz w:val="18"/>
-                <w:szCs w:val="18"/>
-              </w:rPr>
-              <w:t xml:space="preserve">面接</w:t>
+              <w:t xml:space="preserve">10%</w:t>
             </w:r>
           </w:p>
         </w:tc>
@@ -8545,7 +8371,7 @@
               <w:bottom w:val="single" w:color="CCCCCC" w:sz="1"/>
               <w:right w:val="single" w:color="CCCCCC" w:sz="1"/>
             </w:tcBorders>
-            <w:shd w:fill="F2F2F2" w:val="clear"/>
+            <w:shd w:fill="FFFFFF" w:val="clear"/>
             <w:tcMar>
               <w:top w:type="dxa" w:w="60"/>
               <w:left w:type="dxa" w:w="80"/>
@@ -8567,7 +8393,7 @@
                 <w:sz w:val="18"/>
                 <w:szCs w:val="18"/>
               </w:rPr>
-              <w:t xml:space="preserve">0%</w:t>
+              <w:t xml:space="preserve">5%</w:t>
             </w:r>
           </w:p>
         </w:tc>
@@ -8580,7 +8406,7 @@
               <w:bottom w:val="single" w:color="CCCCCC" w:sz="1"/>
               <w:right w:val="single" w:color="CCCCCC" w:sz="1"/>
             </w:tcBorders>
-            <w:shd w:fill="F2F2F2" w:val="clear"/>
+            <w:shd w:fill="FFFFFF" w:val="clear"/>
             <w:tcMar>
               <w:top w:type="dxa" w:w="60"/>
               <w:left w:type="dxa" w:w="80"/>
@@ -8602,20 +8428,20 @@
                 <w:sz w:val="18"/>
                 <w:szCs w:val="18"/>
               </w:rPr>
-              <w:t xml:space="preserve">16%</w:t>
-            </w:r>
-          </w:p>
-        </w:tc>
-        <w:tc>
-          <w:tcPr>
-            <w:tcW w:type="dxa" w:w="1400"/>
-            <w:tcBorders>
-              <w:top w:val="single" w:color="CCCCCC" w:sz="1"/>
-              <w:left w:val="single" w:color="CCCCCC" w:sz="1"/>
-              <w:bottom w:val="single" w:color="CCCCCC" w:sz="1"/>
-              <w:right w:val="single" w:color="CCCCCC" w:sz="1"/>
-            </w:tcBorders>
-            <w:shd w:fill="F2F2F2" w:val="clear"/>
+              <w:t xml:space="preserve">4%</w:t>
+            </w:r>
+          </w:p>
+        </w:tc>
+        <w:tc>
+          <w:tcPr>
+            <w:tcW w:type="dxa" w:w="1500"/>
+            <w:tcBorders>
+              <w:top w:val="single" w:color="CCCCCC" w:sz="1"/>
+              <w:left w:val="single" w:color="CCCCCC" w:sz="1"/>
+              <w:bottom w:val="single" w:color="CCCCCC" w:sz="1"/>
+              <w:right w:val="single" w:color="CCCCCC" w:sz="1"/>
+            </w:tcBorders>
+            <w:shd w:fill="FFFFFF" w:val="clear"/>
             <w:tcMar>
               <w:top w:type="dxa" w:w="60"/>
               <w:left w:type="dxa" w:w="80"/>
@@ -8637,20 +8463,20 @@
                 <w:sz w:val="18"/>
                 <w:szCs w:val="18"/>
               </w:rPr>
-              <w:t xml:space="preserve">12%</w:t>
-            </w:r>
-          </w:p>
-        </w:tc>
-        <w:tc>
-          <w:tcPr>
-            <w:tcW w:type="dxa" w:w="1500"/>
-            <w:tcBorders>
-              <w:top w:val="single" w:color="CCCCCC" w:sz="1"/>
-              <w:left w:val="single" w:color="CCCCCC" w:sz="1"/>
-              <w:bottom w:val="single" w:color="CCCCCC" w:sz="1"/>
-              <w:right w:val="single" w:color="CCCCCC" w:sz="1"/>
-            </w:tcBorders>
-            <w:shd w:fill="F2F2F2" w:val="clear"/>
+              <w:t xml:space="preserve">5%</w:t>
+            </w:r>
+          </w:p>
+        </w:tc>
+        <w:tc>
+          <w:tcPr>
+            <w:tcW w:type="dxa" w:w="1326"/>
+            <w:tcBorders>
+              <w:top w:val="single" w:color="CCCCCC" w:sz="1"/>
+              <w:left w:val="single" w:color="CCCCCC" w:sz="1"/>
+              <w:bottom w:val="single" w:color="CCCCCC" w:sz="1"/>
+              <w:right w:val="single" w:color="CCCCCC" w:sz="1"/>
+            </w:tcBorders>
+            <w:shd w:fill="FFFFFF" w:val="clear"/>
             <w:tcMar>
               <w:top w:type="dxa" w:w="60"/>
               <w:left w:type="dxa" w:w="80"/>
@@ -8672,13 +8498,47 @@
                 <w:sz w:val="18"/>
                 <w:szCs w:val="18"/>
               </w:rPr>
-              <w:t xml:space="preserve">12%</w:t>
-            </w:r>
-          </w:p>
-        </w:tc>
-        <w:tc>
-          <w:tcPr>
-            <w:tcW w:type="dxa" w:w="1326"/>
+              <w:t xml:space="preserve">3%</w:t>
+            </w:r>
+          </w:p>
+        </w:tc>
+      </w:tr>
+      <w:tr>
+        <w:tc>
+          <w:tcPr>
+            <w:tcW w:type="dxa" w:w="2000"/>
+            <w:tcBorders>
+              <w:top w:val="single" w:color="CCCCCC" w:sz="1"/>
+              <w:left w:val="single" w:color="CCCCCC" w:sz="1"/>
+              <w:bottom w:val="single" w:color="CCCCCC" w:sz="1"/>
+              <w:right w:val="single" w:color="CCCCCC" w:sz="1"/>
+            </w:tcBorders>
+            <w:shd w:fill="D5E8F0" w:val="clear"/>
+            <w:tcMar>
+              <w:top w:type="dxa" w:w="60"/>
+              <w:left w:type="dxa" w:w="120"/>
+              <w:bottom w:type="dxa" w:w="60"/>
+              <w:right w:type="dxa" w:w="120"/>
+            </w:tcMar>
+            <w:vAlign w:val="center"/>
+          </w:tcPr>
+          <w:p>
+            <w:pPr>
+              <w:jc w:val="left"/>
+            </w:pPr>
+            <w:r>
+              <w:rPr>
+                <w:rFonts w:ascii="Arial" w:cs="Arial" w:eastAsia="Arial" w:hAnsi="Arial"/>
+                <w:sz w:val="18"/>
+                <w:szCs w:val="18"/>
+              </w:rPr>
+              <w:t xml:space="preserve">面接</w:t>
+            </w:r>
+          </w:p>
+        </w:tc>
+        <w:tc>
+          <w:tcPr>
+            <w:tcW w:type="dxa" w:w="1400"/>
             <w:tcBorders>
               <w:top w:val="single" w:color="CCCCCC" w:sz="1"/>
               <w:left w:val="single" w:color="CCCCCC" w:sz="1"/>
@@ -8707,7 +8567,147 @@
                 <w:sz w:val="18"/>
                 <w:szCs w:val="18"/>
               </w:rPr>
-              <w:t xml:space="preserve">0%</w:t>
+              <w:t xml:space="preserve">3%</w:t>
+            </w:r>
+          </w:p>
+        </w:tc>
+        <w:tc>
+          <w:tcPr>
+            <w:tcW w:type="dxa" w:w="1400"/>
+            <w:tcBorders>
+              <w:top w:val="single" w:color="CCCCCC" w:sz="1"/>
+              <w:left w:val="single" w:color="CCCCCC" w:sz="1"/>
+              <w:bottom w:val="single" w:color="CCCCCC" w:sz="1"/>
+              <w:right w:val="single" w:color="CCCCCC" w:sz="1"/>
+            </w:tcBorders>
+            <w:shd w:fill="F2F2F2" w:val="clear"/>
+            <w:tcMar>
+              <w:top w:type="dxa" w:w="60"/>
+              <w:left w:type="dxa" w:w="80"/>
+              <w:bottom w:type="dxa" w:w="60"/>
+              <w:right w:type="dxa" w:w="80"/>
+            </w:tcMar>
+            <w:vAlign w:val="center"/>
+          </w:tcPr>
+          <w:p>
+            <w:pPr>
+              <w:jc w:val="center"/>
+            </w:pPr>
+            <w:r>
+              <w:rPr>
+                <w:rFonts w:ascii="Arial" w:cs="Arial" w:eastAsia="Arial" w:hAnsi="Arial"/>
+                <w:b w:val="false"/>
+                <w:bCs w:val="false"/>
+                <w:color w:val="000000"/>
+                <w:sz w:val="18"/>
+                <w:szCs w:val="18"/>
+              </w:rPr>
+              <w:t xml:space="preserve">5%</w:t>
+            </w:r>
+          </w:p>
+        </w:tc>
+        <w:tc>
+          <w:tcPr>
+            <w:tcW w:type="dxa" w:w="1400"/>
+            <w:tcBorders>
+              <w:top w:val="single" w:color="CCCCCC" w:sz="1"/>
+              <w:left w:val="single" w:color="CCCCCC" w:sz="1"/>
+              <w:bottom w:val="single" w:color="CCCCCC" w:sz="1"/>
+              <w:right w:val="single" w:color="CCCCCC" w:sz="1"/>
+            </w:tcBorders>
+            <w:shd w:fill="F2F2F2" w:val="clear"/>
+            <w:tcMar>
+              <w:top w:type="dxa" w:w="60"/>
+              <w:left w:type="dxa" w:w="80"/>
+              <w:bottom w:type="dxa" w:w="60"/>
+              <w:right w:type="dxa" w:w="80"/>
+            </w:tcMar>
+            <w:vAlign w:val="center"/>
+          </w:tcPr>
+          <w:p>
+            <w:pPr>
+              <w:jc w:val="center"/>
+            </w:pPr>
+            <w:r>
+              <w:rPr>
+                <w:rFonts w:ascii="Arial" w:cs="Arial" w:eastAsia="Arial" w:hAnsi="Arial"/>
+                <w:b w:val="false"/>
+                <w:bCs w:val="false"/>
+                <w:color w:val="000000"/>
+                <w:sz w:val="18"/>
+                <w:szCs w:val="18"/>
+              </w:rPr>
+              <w:t xml:space="preserve">3%</w:t>
+            </w:r>
+          </w:p>
+        </w:tc>
+        <w:tc>
+          <w:tcPr>
+            <w:tcW w:type="dxa" w:w="1500"/>
+            <w:tcBorders>
+              <w:top w:val="single" w:color="CCCCCC" w:sz="1"/>
+              <w:left w:val="single" w:color="CCCCCC" w:sz="1"/>
+              <w:bottom w:val="single" w:color="CCCCCC" w:sz="1"/>
+              <w:right w:val="single" w:color="CCCCCC" w:sz="1"/>
+            </w:tcBorders>
+            <w:shd w:fill="F2F2F2" w:val="clear"/>
+            <w:tcMar>
+              <w:top w:type="dxa" w:w="60"/>
+              <w:left w:type="dxa" w:w="80"/>
+              <w:bottom w:type="dxa" w:w="60"/>
+              <w:right w:type="dxa" w:w="80"/>
+            </w:tcMar>
+            <w:vAlign w:val="center"/>
+          </w:tcPr>
+          <w:p>
+            <w:pPr>
+              <w:jc w:val="center"/>
+            </w:pPr>
+            <w:r>
+              <w:rPr>
+                <w:rFonts w:ascii="Arial" w:cs="Arial" w:eastAsia="Arial" w:hAnsi="Arial"/>
+                <w:b w:val="false"/>
+                <w:bCs w:val="false"/>
+                <w:color w:val="000000"/>
+                <w:sz w:val="18"/>
+                <w:szCs w:val="18"/>
+              </w:rPr>
+              <w:t xml:space="preserve">1%</w:t>
+            </w:r>
+          </w:p>
+        </w:tc>
+        <w:tc>
+          <w:tcPr>
+            <w:tcW w:type="dxa" w:w="1326"/>
+            <w:tcBorders>
+              <w:top w:val="single" w:color="CCCCCC" w:sz="1"/>
+              <w:left w:val="single" w:color="CCCCCC" w:sz="1"/>
+              <w:bottom w:val="single" w:color="CCCCCC" w:sz="1"/>
+              <w:right w:val="single" w:color="CCCCCC" w:sz="1"/>
+            </w:tcBorders>
+            <w:shd w:fill="F2F2F2" w:val="clear"/>
+            <w:tcMar>
+              <w:top w:type="dxa" w:w="60"/>
+              <w:left w:type="dxa" w:w="80"/>
+              <w:bottom w:type="dxa" w:w="60"/>
+              <w:right w:type="dxa" w:w="80"/>
+            </w:tcMar>
+            <w:vAlign w:val="center"/>
+          </w:tcPr>
+          <w:p>
+            <w:pPr>
+              <w:jc w:val="center"/>
+            </w:pPr>
+            <w:r>
+              <w:rPr>
+                <w:rFonts w:ascii="Arial" w:cs="Arial" w:eastAsia="Arial" w:hAnsi="Arial"/>
+                <w:b w:val="false"/>
+                <w:bCs w:val="false"/>
+                <w:color w:val="000000"/>
+                <w:sz w:val="18"/>
+                <w:szCs w:val="18"/>
+              </w:rPr>
+              <w:t xml:space="preserve">1%</w:t>
             </w:r>
           </w:p>
         </w:tc>
@@ -8788,7 +8788,7 @@
           <w:sz w:val="20"/>
           <w:szCs w:val="20"/>
         </w:rPr>
-        <w:t xml:space="preserve">300〜399万帯: 「採用」が圧倒的（79%）。採用担当・リクルーター的なポジションが中心。</w:t>
+        <w:t xml:space="preserve">300〜399万帯（537件）: 「採用」が58%と最頻出。リクルーター・採用担当として独立して動けるスキルセットが求められる。労務（29%）・研修（12%）も並存。</w:t>
       </w:r>
     </w:p>
     <w:p>
@@ -8806,7 +8806,7 @@
           <w:sz w:val="20"/>
           <w:szCs w:val="20"/>
         </w:rPr>
-        <w:t xml:space="preserve">400〜499万帯: 「採用」は引き続き優勢（67%）だが、「入社」（41%）の出現が急増。入社後定着まで担う採用担当者の需要を示す。</w:t>
+        <w:t xml:space="preserve">400〜499万帯（1,173件・最大層）: 採用55%・労務22%を基盤に、組織（9%）・設計（3.5%）・採用戦略（5%）が登場。複数機能の横断的スキルが求められ始める重要なゾーン。</w:t>
       </w:r>
     </w:p>
     <w:p>
@@ -8824,7 +8824,7 @@
           <w:sz w:val="20"/>
           <w:szCs w:val="20"/>
         </w:rPr>
-        <w:t xml:space="preserve">500〜599万帯: 「管理」（36%）・「給与計算」（24%）の割合が高まる。プレイングマネージャー的要素が増加。</w:t>
+        <w:t xml:space="preserve">500〜599万帯（808件）: 採用49%を維持しつつ、組織（13%）・HRBP（2%）・人事制度（8%）・設計（8%）が台頭。採用×組織・制度の統合スキルが差別化ポイント。</w:t>
       </w:r>
     </w:p>
     <w:p>
@@ -8842,7 +8842,7 @@
           <w:sz w:val="20"/>
           <w:szCs w:val="20"/>
         </w:rPr>
-        <w:t xml:space="preserve">600万〜帯: 「研修」（38%）・「評価」（25%）・「採用戦略」（13%）が高め。人材育成・制度設計・戦略立案を担う上位職の需要。</w:t>
+        <w:t xml:space="preserve">600万〜帯（863件）: 「組織」（21%）・「HRBP」（7%）・「採用戦略」（8%）・「設計」（11%）が顕著に高い。純粋な採用オペレーションから戦略人事・経営パートナー的要素に移行。</w:t>
       </w:r>
     </w:p>
     <w:p>
